--- a/Documents/BOARD_DEFECT_INSPECTION_TASK_6A_CHECKPOINT_BEGINNER_FRIENDLY_ENTERPRISE_GRADE.docx
+++ b/Documents/BOARD_DEFECT_INSPECTION_TASK_6A_CHECKPOINT_BEGINNER_FRIENDLY_ENTERPRISE_GRADE.docx
@@ -667,7 +667,7 @@
         </w:trPr>
         <w:tc>
           <w:tcPr>
-            <w:tcW w:w="3312" w:type="dxa"/>
+            <w:tcW w:w="2484" w:type="dxa"/>
             <w:shd w:fill="E7EEF5" w:val="clear"/>
           </w:tcPr>
           <w:p>
@@ -682,7 +682,7 @@
         </w:tc>
         <w:tc>
           <w:tcPr>
-            <w:tcW w:w="3312" w:type="dxa"/>
+            <w:tcW w:w="2484" w:type="dxa"/>
             <w:shd w:fill="E7EEF5" w:val="clear"/>
           </w:tcPr>
           <w:p>
@@ -697,7 +697,7 @@
         </w:tc>
         <w:tc>
           <w:tcPr>
-            <w:tcW w:w="3312" w:type="dxa"/>
+            <w:tcW w:w="2484" w:type="dxa"/>
             <w:shd w:fill="E7EEF5" w:val="clear"/>
           </w:tcPr>
           <w:p>
@@ -707,6 +707,21 @@
                 <w:b/>
               </w:rPr>
               <w:t xml:space="preserve">Meaning</w:t>
+            </w:r>
+          </w:p>
+        </w:tc>
+        <w:tc>
+          <w:tcPr>
+            <w:tcW w:w="2484" w:type="dxa"/>
+            <w:shd w:fill="E7EEF5" w:val="clear"/>
+          </w:tcPr>
+          <w:p>
+            <w:pPr/>
+            <w:r>
+              <w:rPr>
+                <w:b/>
+              </w:rPr>
+              <w:t xml:space="preserve">Introduced</w:t>
             </w:r>
           </w:p>
         </w:tc>
@@ -717,7 +732,7 @@
         </w:trPr>
         <w:tc>
           <w:tcPr>
-            <w:tcW w:w="3312" w:type="dxa"/>
+            <w:tcW w:w="2484" w:type="dxa"/>
           </w:tcPr>
           <w:p>
             <w:pPr/>
@@ -729,7 +744,7 @@
         </w:tc>
         <w:tc>
           <w:tcPr>
-            <w:tcW w:w="3312" w:type="dxa"/>
+            <w:tcW w:w="2484" w:type="dxa"/>
           </w:tcPr>
           <w:p>
             <w:pPr/>
@@ -741,13 +756,25 @@
         </w:tc>
         <w:tc>
           <w:tcPr>
-            <w:tcW w:w="3312" w:type="dxa"/>
+            <w:tcW w:w="2484" w:type="dxa"/>
           </w:tcPr>
           <w:p>
             <w:pPr/>
             <w:r>
               <w:rPr/>
               <w:t xml:space="preserve">Requested presentation page</w:t>
+            </w:r>
+          </w:p>
+        </w:tc>
+        <w:tc>
+          <w:tcPr>
+            <w:tcW w:w="2484" w:type="dxa"/>
+          </w:tcPr>
+          <w:p>
+            <w:pPr/>
+            <w:r>
+              <w:rPr/>
+              <w:t xml:space="preserve">Task 6</w:t>
             </w:r>
           </w:p>
         </w:tc>
@@ -758,7 +785,60 @@
         </w:trPr>
         <w:tc>
           <w:tcPr>
-            <w:tcW w:w="3312" w:type="dxa"/>
+            <w:tcW w:w="2484" w:type="dxa"/>
+          </w:tcPr>
+          <w:p>
+            <w:pPr/>
+            <w:r>
+              <w:rPr/>
+              <w:t xml:space="preserve">view</w:t>
+            </w:r>
+          </w:p>
+        </w:tc>
+        <w:tc>
+          <w:tcPr>
+            <w:tcW w:w="2484" w:type="dxa"/>
+          </w:tcPr>
+          <w:p>
+            <w:pPr/>
+            <w:r>
+              <w:rPr/>
+              <w:t xml:space="preserve">overview, minimal</w:t>
+            </w:r>
+          </w:p>
+        </w:tc>
+        <w:tc>
+          <w:tcPr>
+            <w:tcW w:w="2484" w:type="dxa"/>
+          </w:tcPr>
+          <w:p>
+            <w:pPr/>
+            <w:r>
+              <w:rPr/>
+              <w:t xml:space="preserve">Named view over the fixed fixture catalogue</w:t>
+            </w:r>
+          </w:p>
+        </w:tc>
+        <w:tc>
+          <w:tcPr>
+            <w:tcW w:w="2484" w:type="dxa"/>
+          </w:tcPr>
+          <w:p>
+            <w:pPr/>
+            <w:r>
+              <w:rPr/>
+              <w:t xml:space="preserve">Task 6</w:t>
+            </w:r>
+          </w:p>
+        </w:tc>
+      </w:tr>
+      <w:tr>
+        <w:trPr>
+          <w:cantSplit/>
+        </w:trPr>
+        <w:tc>
+          <w:tcPr>
+            <w:tcW w:w="2484" w:type="dxa"/>
           </w:tcPr>
           <w:p>
             <w:pPr/>
@@ -770,7 +850,7 @@
         </w:tc>
         <w:tc>
           <w:tcPr>
-            <w:tcW w:w="3312" w:type="dxa"/>
+            <w:tcW w:w="2484" w:type="dxa"/>
           </w:tcPr>
           <w:p>
             <w:pPr/>
@@ -782,13 +862,25 @@
         </w:tc>
         <w:tc>
           <w:tcPr>
-            <w:tcW w:w="3312" w:type="dxa"/>
+            <w:tcW w:w="2484" w:type="dxa"/>
           </w:tcPr>
           <w:p>
             <w:pPr/>
             <w:r>
               <w:rPr/>
               <w:t xml:space="preserve">Required supported presentation locale</w:t>
+            </w:r>
+          </w:p>
+        </w:tc>
+        <w:tc>
+          <w:tcPr>
+            <w:tcW w:w="2484" w:type="dxa"/>
+          </w:tcPr>
+          <w:p>
+            <w:pPr/>
+            <w:r>
+              <w:rPr/>
+              <w:t xml:space="preserve">Task 6A</w:t>
             </w:r>
           </w:p>
         </w:tc>
@@ -798,7 +890,135 @@
       <w:pPr/>
       <w:r>
         <w:rPr/>
-        <w:t xml:space="preserve">Both are required JSON POST body fields. There are no dormant defaults, onboarding enums, manufacturing line/shift/board-type fields or client grounding. ContextPayload is a small presentation request, not the full GroundedContext.</w:t>
+        <w:t xml:space="preserve">All three are required JSON POST body fields. There are no dormant defaults, onboarding enums, manufacturing line/shift/board-type fields or client grounding. </w:t>
+      </w:r>
+      <w:r>
+        <w:rPr>
+          <w:rFonts w:ascii="Consolas" w:hAnsi="Consolas"/>
+          <w:sz w:val="19"/>
+        </w:rPr>
+        <w:t xml:space="preserve">ContextPayload</w:t>
+      </w:r>
+      <w:r>
+        <w:rPr/>
+        <w:t xml:space="preserve"> is a small presentation request, not the full GroundedContext.</w:t>
+      </w:r>
+    </w:p>
+    <w:p>
+      <w:pPr/>
+      <w:r>
+        <w:rPr/>
+        <w:t xml:space="preserve">The implemented payload is therefore:</w:t>
+      </w:r>
+    </w:p>
+    <w:p>
+      <w:pPr>
+        <w:spacing w:after="0" w:line="220" w:lineRule="auto"/>
+        <w:shd w:fill="F3F5F7" w:val="clear"/>
+      </w:pPr>
+      <w:r>
+        <w:rPr>
+          <w:rFonts w:ascii="Consolas" w:hAnsi="Consolas"/>
+          <w:sz w:val="17"/>
+        </w:rPr>
+        <w:t xml:space="preserve">{ "page": "landing", "view": "overview", "locale": "en-US" }</w:t>
+      </w:r>
+    </w:p>
+    <w:p>
+      <w:pPr/>
+      <w:r>
+        <w:rPr>
+          <w:rFonts w:ascii="Consolas" w:hAnsi="Consolas"/>
+          <w:sz w:val="19"/>
+        </w:rPr>
+        <w:t xml:space="preserve">view</w:t>
+      </w:r>
+      <w:r>
+        <w:rPr/>
+        <w:t xml:space="preserve"> is retained from Task 6 because it selects </w:t>
+      </w:r>
+      <w:r>
+        <w:rPr>
+          <w:rFonts w:ascii="Consolas" w:hAnsi="Consolas"/>
+          <w:sz w:val="19"/>
+        </w:rPr>
+        <w:t xml:space="preserve">overview</w:t>
+      </w:r>
+      <w:r>
+        <w:rPr/>
+        <w:t xml:space="preserve"> or </w:t>
+      </w:r>
+      <w:r>
+        <w:rPr>
+          <w:rFonts w:ascii="Consolas" w:hAnsi="Consolas"/>
+          <w:sz w:val="19"/>
+        </w:rPr>
+        <w:t xml:space="preserve">minimal</w:t>
+      </w:r>
+      <w:r>
+        <w:rPr/>
+        <w:t xml:space="preserve"> from the canonical catalogue; removing it to match a two-field proposal would have deleted working behaviour. Removing the </w:t>
+      </w:r>
+      <w:r>
+        <w:rPr>
+          <w:b/>
+        </w:rPr>
+        <w:t xml:space="preserve">defaults</w:t>
+      </w:r>
+      <w:r>
+        <w:rPr/>
+        <w:t xml:space="preserve"> from </w:t>
+      </w:r>
+      <w:r>
+        <w:rPr>
+          <w:rFonts w:ascii="Consolas" w:hAnsi="Consolas"/>
+          <w:sz w:val="19"/>
+        </w:rPr>
+        <w:t xml:space="preserve">page</w:t>
+      </w:r>
+      <w:r>
+        <w:rPr/>
+        <w:t xml:space="preserve"> and </w:t>
+      </w:r>
+      <w:r>
+        <w:rPr>
+          <w:rFonts w:ascii="Consolas" w:hAnsi="Consolas"/>
+          <w:sz w:val="19"/>
+        </w:rPr>
+        <w:t xml:space="preserve">view</w:t>
+      </w:r>
+      <w:r>
+        <w:rPr/>
+        <w:t xml:space="preserve"> was the substantive change in this increment — an omitted field is now rejected rather than silently supplied.</w:t>
+      </w:r>
+    </w:p>
+    <w:p>
+      <w:pPr/>
+      <w:r>
+        <w:rPr/>
+        <w:t xml:space="preserve">Verified live: the full request returns 200; omitting any field, sending </w:t>
+      </w:r>
+      <w:r>
+        <w:rPr>
+          <w:rFonts w:ascii="Consolas" w:hAnsi="Consolas"/>
+          <w:sz w:val="19"/>
+        </w:rPr>
+        <w:t xml:space="preserve">locale: "fr-FR"</w:t>
+      </w:r>
+      <w:r>
+        <w:rPr/>
+        <w:t xml:space="preserve">, sending </w:t>
+      </w:r>
+      <w:r>
+        <w:rPr>
+          <w:rFonts w:ascii="Consolas" w:hAnsi="Consolas"/>
+          <w:sz w:val="19"/>
+        </w:rPr>
+        <w:t xml:space="preserve">page: "dashboard"</w:t>
+      </w:r>
+      <w:r>
+        <w:rPr/>
+        <w:t xml:space="preserve">, or adding any unknown field each return a sanitized 400.</w:t>
       </w:r>
     </w:p>
     <w:p>
@@ -2187,6 +2407,200 @@
             <w:pPr/>
             <w:r>
               <w:rPr/>
+              <w:t xml:space="preserve">Payload contract</w:t>
+            </w:r>
+          </w:p>
+        </w:tc>
+        <w:tc>
+          <w:tcPr>
+            <w:tcW w:w="3312" w:type="dxa"/>
+          </w:tcPr>
+          <w:p>
+            <w:pPr/>
+            <w:r>
+              <w:rPr>
+                <w:b/>
+              </w:rPr>
+              <w:t xml:space="preserve">Implemented</w:t>
+            </w:r>
+          </w:p>
+        </w:tc>
+        <w:tc>
+          <w:tcPr>
+            <w:tcW w:w="3312" w:type="dxa"/>
+          </w:tcPr>
+          <w:p>
+            <w:pPr/>
+            <w:r>
+              <w:rPr>
+                <w:rFonts w:ascii="Consolas" w:hAnsi="Consolas"/>
+                <w:sz w:val="19"/>
+              </w:rPr>
+              <w:t xml:space="preserve">{page, view, locale}</w:t>
+            </w:r>
+            <w:r>
+              <w:rPr/>
+              <w:t xml:space="preserve">, all required, no defaults, </w:t>
+            </w:r>
+            <w:r>
+              <w:rPr>
+                <w:rFonts w:ascii="Consolas" w:hAnsi="Consolas"/>
+                <w:sz w:val="19"/>
+              </w:rPr>
+              <w:t xml:space="preserve">extra="forbid"</w:t>
+            </w:r>
+            <w:r>
+              <w:rPr/>
+              <w:t xml:space="preserve">; verified live against accepted and nine rejected bodies</w:t>
+            </w:r>
+          </w:p>
+        </w:tc>
+      </w:tr>
+      <w:tr>
+        <w:trPr>
+          <w:cantSplit/>
+        </w:trPr>
+        <w:tc>
+          <w:tcPr>
+            <w:tcW w:w="3312" w:type="dxa"/>
+          </w:tcPr>
+          <w:p>
+            <w:pPr/>
+            <w:r>
+              <w:rPr/>
+              <w:t xml:space="preserve">Read-only inspection endpoints</w:t>
+            </w:r>
+          </w:p>
+        </w:tc>
+        <w:tc>
+          <w:tcPr>
+            <w:tcW w:w="3312" w:type="dxa"/>
+          </w:tcPr>
+          <w:p>
+            <w:pPr/>
+            <w:r>
+              <w:rPr>
+                <w:b/>
+              </w:rPr>
+              <w:t xml:space="preserve">Implemented after 6A</w:t>
+            </w:r>
+          </w:p>
+        </w:tc>
+        <w:tc>
+          <w:tcPr>
+            <w:tcW w:w="3312" w:type="dxa"/>
+          </w:tcPr>
+          <w:p>
+            <w:pPr/>
+            <w:r>
+              <w:rPr>
+                <w:rFonts w:ascii="Consolas" w:hAnsi="Consolas"/>
+                <w:sz w:val="19"/>
+              </w:rPr>
+              <w:t xml:space="preserve">GET /api/v1/inspection/queue</w:t>
+            </w:r>
+            <w:r>
+              <w:rPr/>
+              <w:t xml:space="preserve"> with optional </w:t>
+            </w:r>
+            <w:r>
+              <w:rPr>
+                <w:rFonts w:ascii="Consolas" w:hAnsi="Consolas"/>
+                <w:sz w:val="19"/>
+              </w:rPr>
+              <w:t xml:space="preserve">line</w:t>
+            </w:r>
+            <w:r>
+              <w:rPr/>
+              <w:t xml:space="preserve"> and </w:t>
+            </w:r>
+            <w:r>
+              <w:rPr>
+                <w:rFonts w:ascii="Consolas" w:hAnsi="Consolas"/>
+                <w:sz w:val="19"/>
+              </w:rPr>
+              <w:t xml:space="preserve">limit</w:t>
+            </w:r>
+            <w:r>
+              <w:rPr/>
+              <w:t xml:space="preserve">, and </w:t>
+            </w:r>
+            <w:r>
+              <w:rPr>
+                <w:rFonts w:ascii="Consolas" w:hAnsi="Consolas"/>
+                <w:sz w:val="19"/>
+              </w:rPr>
+              <w:t xml:space="preserve">GET /api/v1/inspection/board/{boardId}</w:t>
+            </w:r>
+            <w:r>
+              <w:rPr/>
+              <w:t xml:space="preserve">. No request body; board identity and capture metadata only, no quality determination. Satisfies part of FR-9</w:t>
+            </w:r>
+          </w:p>
+        </w:tc>
+      </w:tr>
+      <w:tr>
+        <w:trPr>
+          <w:cantSplit/>
+        </w:trPr>
+        <w:tc>
+          <w:tcPr>
+            <w:tcW w:w="3312" w:type="dxa"/>
+          </w:tcPr>
+          <w:p>
+            <w:pPr/>
+            <w:r>
+              <w:rPr/>
+              <w:t xml:space="preserve">Parameter boundary</w:t>
+            </w:r>
+          </w:p>
+        </w:tc>
+        <w:tc>
+          <w:tcPr>
+            <w:tcW w:w="3312" w:type="dxa"/>
+          </w:tcPr>
+          <w:p>
+            <w:pPr/>
+            <w:r>
+              <w:rPr>
+                <w:b/>
+              </w:rPr>
+              <w:t xml:space="preserve">Implemented after 6A</w:t>
+            </w:r>
+          </w:p>
+        </w:tc>
+        <w:tc>
+          <w:tcPr>
+            <w:tcW w:w="3312" w:type="dxa"/>
+          </w:tcPr>
+          <w:p>
+            <w:pPr/>
+            <w:r>
+              <w:rPr/>
+              <w:t xml:space="preserve">Parameters permitted on the inspection reads only. A query string on the landing POST is ignored, never honoured — pinned by </w:t>
+            </w:r>
+            <w:r>
+              <w:rPr>
+                <w:rFonts w:ascii="Consolas" w:hAnsi="Consolas"/>
+                <w:sz w:val="19"/>
+              </w:rPr>
+              <w:t xml:space="preserve">tests/api/test_inspection_parameters.py</w:t>
+            </w:r>
+          </w:p>
+        </w:tc>
+      </w:tr>
+      <w:tr>
+        <w:trPr>
+          <w:cantSplit/>
+        </w:trPr>
+        <w:tc>
+          <w:tcPr>
+            <w:tcW w:w="3312" w:type="dxa"/>
+          </w:tcPr>
+          <w:p>
+            <w:pPr/>
+            <w:r>
+              <w:rPr/>
               <w:t xml:space="preserve">Staging / commit / push</w:t>
             </w:r>
           </w:p>
@@ -2713,7 +3127,7 @@
             <w:pPr/>
             <w:r>
               <w:rPr/>
-              <w:t xml:space="preserve">422 invalid_request</w:t>
+              <w:t xml:space="preserve">See note</w:t>
             </w:r>
           </w:p>
         </w:tc>
@@ -2772,6 +3186,149 @@
         </w:tc>
       </w:tr>
     </w:tbl>
+    <w:p>
+      <w:pPr/>
+      <w:r>
+        <w:rPr/>
+        <w:t xml:space="preserve">The query-parameter row carries the tutorial's expectation, not this repository's behaviour. Here a</w:t>
+      </w:r>
+    </w:p>
+    <w:p>
+      <w:pPr/>
+      <w:r>
+        <w:rPr/>
+        <w:t xml:space="preserve">query string on the landing POST is </w:t>
+      </w:r>
+      <w:r>
+        <w:rPr>
+          <w:b/>
+        </w:rPr>
+        <w:t xml:space="preserve">ignored, not rejected</w:t>
+      </w:r>
+      <w:r>
+        <w:rPr/>
+        <w:t xml:space="preserve">: the request returns </w:t>
+      </w:r>
+      <w:r>
+        <w:rPr>
+          <w:rFonts w:ascii="Consolas" w:hAnsi="Consolas"/>
+          <w:sz w:val="19"/>
+        </w:rPr>
+        <w:t xml:space="preserve">200</w:t>
+      </w:r>
+      <w:r>
+        <w:rPr/>
+        <w:t xml:space="preserve"> with a</w:t>
+      </w:r>
+    </w:p>
+    <w:p>
+      <w:pPr/>
+      <w:r>
+        <w:rPr/>
+        <w:t xml:space="preserve">byte-identical specification, which is the property that actually matters — a caller cannot steer</w:t>
+      </w:r>
+    </w:p>
+    <w:p>
+      <w:pPr/>
+      <w:r>
+        <w:rPr/>
+        <w:t xml:space="preserve">what the renderer is given. Parameters are accepted only on the read-only</w:t>
+      </w:r>
+    </w:p>
+    <w:p>
+      <w:pPr/>
+      <w:r>
+        <w:rPr>
+          <w:rFonts w:ascii="Consolas" w:hAnsi="Consolas"/>
+          <w:sz w:val="19"/>
+        </w:rPr>
+        <w:t xml:space="preserve">GET /api/v1/inspection/queue</w:t>
+      </w:r>
+      <w:r>
+        <w:rPr/>
+        <w:t xml:space="preserve"> (</w:t>
+      </w:r>
+      <w:r>
+        <w:rPr>
+          <w:rFonts w:ascii="Consolas" w:hAnsi="Consolas"/>
+          <w:sz w:val="19"/>
+        </w:rPr>
+        <w:t xml:space="preserve">line</w:t>
+      </w:r>
+      <w:r>
+        <w:rPr/>
+        <w:t xml:space="preserve">, </w:t>
+      </w:r>
+      <w:r>
+        <w:rPr>
+          <w:rFonts w:ascii="Consolas" w:hAnsi="Consolas"/>
+          <w:sz w:val="19"/>
+        </w:rPr>
+        <w:t xml:space="preserve">limit</w:t>
+      </w:r>
+      <w:r>
+        <w:rPr/>
+        <w:t xml:space="preserve">) and </w:t>
+      </w:r>
+      <w:r>
+        <w:rPr>
+          <w:rFonts w:ascii="Consolas" w:hAnsi="Consolas"/>
+          <w:sz w:val="19"/>
+        </w:rPr>
+        <w:t xml:space="preserve">GET /api/v1/inspection/board/{boardId}</w:t>
+      </w:r>
+      <w:r>
+        <w:rPr/>
+        <w:t xml:space="preserve">, where</w:t>
+      </w:r>
+    </w:p>
+    <w:p>
+      <w:pPr/>
+      <w:r>
+        <w:rPr/>
+        <w:t xml:space="preserve">an unrecognised value, an out-of-bounds limit or an unknown parameter is a </w:t>
+      </w:r>
+      <w:r>
+        <w:rPr>
+          <w:rFonts w:ascii="Consolas" w:hAnsi="Consolas"/>
+          <w:sz w:val="19"/>
+        </w:rPr>
+        <w:t xml:space="preserve">400</w:t>
+      </w:r>
+      <w:r>
+        <w:rPr/>
+        <w:t xml:space="preserve">. See the</w:t>
+      </w:r>
+    </w:p>
+    <w:p>
+      <w:pPr/>
+      <w:r>
+        <w:rPr/>
+        <w:t xml:space="preserve">divergences table in section 15 for the </w:t>
+      </w:r>
+      <w:r>
+        <w:rPr>
+          <w:rFonts w:ascii="Consolas" w:hAnsi="Consolas"/>
+          <w:sz w:val="19"/>
+        </w:rPr>
+        <w:t xml:space="preserve">422</w:t>
+      </w:r>
+      <w:r>
+        <w:rPr/>
+        <w:t xml:space="preserve">/</w:t>
+      </w:r>
+      <w:r>
+        <w:rPr>
+          <w:rFonts w:ascii="Consolas" w:hAnsi="Consolas"/>
+          <w:sz w:val="19"/>
+        </w:rPr>
+        <w:t xml:space="preserve">400</w:t>
+      </w:r>
+      <w:r>
+        <w:rPr/>
+        <w:t xml:space="preserve"> envelope difference generally.</w:t>
+      </w:r>
+    </w:p>
     <w:p>
       <w:pPr/>
       <w:r>
@@ -5568,7 +6125,46 @@
           <w:rFonts w:ascii="Consolas" w:hAnsi="Consolas"/>
           <w:sz w:val="17"/>
         </w:rPr>
-        <w:t xml:space="preserve">Any query parameters -&gt; 422; GET landing -&gt; 405.</w:t>
+        <w:t xml:space="preserve">Query parameters on the landing POST must not change the response; confirm</w:t>
+      </w:r>
+    </w:p>
+    <w:p>
+      <w:pPr>
+        <w:spacing w:after="0" w:line="220" w:lineRule="auto"/>
+        <w:shd w:fill="F3F5F7" w:val="clear"/>
+      </w:pPr>
+      <w:r>
+        <w:rPr>
+          <w:rFonts w:ascii="Consolas" w:hAnsi="Consolas"/>
+          <w:sz w:val="17"/>
+        </w:rPr>
+        <w:t xml:space="preserve">an identical specification with and without one. GET landing -&gt; 405.</w:t>
+      </w:r>
+    </w:p>
+    <w:p>
+      <w:pPr>
+        <w:spacing w:after="0" w:line="220" w:lineRule="auto"/>
+        <w:shd w:fill="F3F5F7" w:val="clear"/>
+      </w:pPr>
+      <w:r>
+        <w:rPr>
+          <w:rFonts w:ascii="Consolas" w:hAnsi="Consolas"/>
+          <w:sz w:val="17"/>
+        </w:rPr>
+        <w:t xml:space="preserve">Exercise the read-only inspection reads separately: unfiltered, filtered,</w:t>
+      </w:r>
+    </w:p>
+    <w:p>
+      <w:pPr>
+        <w:spacing w:after="0" w:line="220" w:lineRule="auto"/>
+        <w:shd w:fill="F3F5F7" w:val="clear"/>
+      </w:pPr>
+      <w:r>
+        <w:rPr>
+          <w:rFonts w:ascii="Consolas" w:hAnsi="Consolas"/>
+          <w:sz w:val="17"/>
+        </w:rPr>
+        <w:t xml:space="preserve">over-bounded, with an unknown filter value and with an unknown parameter.</w:t>
       </w:r>
     </w:p>
     <w:p>
